--- a/pr-preview/pr-341/prediction-handout-tracked-changes.docx
+++ b/pr-preview/pr-341/prediction-handout-tracked-changes.docx
@@ -16,7 +16,7 @@
       </w:pPr>
       <w:del w:id="1" w:author="PR Preview" w:date="2026-01-01T00:00:00Z">
         <w:r>
-          <w:delText xml:space="preserve">Last modified: 2026-10-18 13:22:01 (PDT)</w:delText>
+          <w:delText xml:space="preserve">Last modified: 2026-10-18 14:21:43 (PDT)</w:delText>
         </w:r>
       </w:del>
     </w:p>
@@ -26,7 +26,7 @@
       </w:pPr>
       <w:ins w:id="2" w:author="PR Preview" w:date="2026-01-01T00:00:00Z">
         <w:r>
-          <w:t xml:space="preserve">Last modified: 2026-10-18 13:29:01 (PDT)</w:t>
+          <w:t xml:space="preserve">Last modified: 2026-10-18 14:27:47 (PDT)</w:t>
         </w:r>
       </w:ins>
     </w:p>

--- a/pr-preview/pr-341/prediction-handout-tracked-changes.docx
+++ b/pr-preview/pr-341/prediction-handout-tracked-changes.docx
@@ -26,7 +26,7 @@
       </w:pPr>
       <w:ins w:id="2" w:author="PR Preview" w:date="2026-01-01T00:00:00Z">
         <w:r>
-          <w:t xml:space="preserve">Last modified: 2026-10-18 14:27:47 (PDT)</w:t>
+          <w:t xml:space="preserve">Last modified: 2026-10-18 17:07:37 (PDT)</w:t>
         </w:r>
       </w:ins>
     </w:p>

--- a/pr-preview/pr-341/prediction-handout-tracked-changes.docx
+++ b/pr-preview/pr-341/prediction-handout-tracked-changes.docx
@@ -16,7 +16,7 @@
       </w:pPr>
       <w:del w:id="1" w:author="PR Preview" w:date="2026-01-01T00:00:00Z">
         <w:r>
-          <w:delText xml:space="preserve">Last modified: 2026-10-18 14:21:43 (PDT)</w:delText>
+          <w:delText xml:space="preserve">Last modified: 2026-10-18 17:33:29 (PDT)</w:delText>
         </w:r>
       </w:del>
     </w:p>
@@ -26,7 +26,7 @@
       </w:pPr>
       <w:ins w:id="2" w:author="PR Preview" w:date="2026-01-01T00:00:00Z">
         <w:r>
-          <w:t xml:space="preserve">Last modified: 2026-10-18 17:07:37 (PDT)</w:t>
+          <w:t xml:space="preserve">Last modified: 2026-10-18 22:00:53 (PDT)</w:t>
         </w:r>
       </w:ins>
     </w:p>

--- a/pr-preview/pr-341/prediction-handout-tracked-changes.docx
+++ b/pr-preview/pr-341/prediction-handout-tracked-changes.docx
@@ -26,7 +26,7 @@
       </w:pPr>
       <w:ins w:id="2" w:author="PR Preview" w:date="2026-01-01T00:00:00Z">
         <w:r>
-          <w:t xml:space="preserve">Last modified: 2026-10-18 22:00:53 (PDT)</w:t>
+          <w:t xml:space="preserve">Last modified: 2026-10-18 23:39:02 (PDT)</w:t>
         </w:r>
       </w:ins>
     </w:p>

--- a/pr-preview/pr-341/prediction-handout-tracked-changes.docx
+++ b/pr-preview/pr-341/prediction-handout-tracked-changes.docx
@@ -16,7 +16,7 @@
       </w:pPr>
       <w:del w:id="1" w:author="PR Preview" w:date="2026-01-01T00:00:00Z">
         <w:r>
-          <w:delText xml:space="preserve">Last modified: 2026-10-18 17:33:29 (PDT)</w:delText>
+          <w:delText xml:space="preserve">Last modified: 2026-10-19 00:31:45 (PDT)</w:delText>
         </w:r>
       </w:del>
     </w:p>
@@ -26,7 +26,7 @@
       </w:pPr>
       <w:ins w:id="2" w:author="PR Preview" w:date="2026-01-01T00:00:00Z">
         <w:r>
-          <w:t xml:space="preserve">Last modified: 2026-10-18 23:39:02 (PDT)</w:t>
+          <w:t xml:space="preserve">Last modified: 2026-10-19 00:34:20 (PDT)</w:t>
         </w:r>
       </w:ins>
     </w:p>

--- a/pr-preview/pr-341/prediction-handout-tracked-changes.docx
+++ b/pr-preview/pr-341/prediction-handout-tracked-changes.docx
@@ -16,7 +16,7 @@
       </w:pPr>
       <w:del w:id="1" w:author="PR Preview" w:date="2026-01-01T00:00:00Z">
         <w:r>
-          <w:delText xml:space="preserve">Last modified: 2026-10-19 00:31:45 (PDT)</w:delText>
+          <w:delText xml:space="preserve">Last modified: 2026-10-19 00:48:10 (PDT)</w:delText>
         </w:r>
       </w:del>
     </w:p>
@@ -26,7 +26,7 @@
       </w:pPr>
       <w:ins w:id="2" w:author="PR Preview" w:date="2026-01-01T00:00:00Z">
         <w:r>
-          <w:t xml:space="preserve">Last modified: 2026-10-19 00:34:20 (PDT)</w:t>
+          <w:t xml:space="preserve">Last modified: 2026-10-19 00:53:49 (PDT)</w:t>
         </w:r>
       </w:ins>
     </w:p>
@@ -1289,69 +1289,187 @@
       <w:pPr>
         <w:pStyle w:val="BodyText"/>
       </w:pPr>
-      <w:r>
-        <w:rPr>
-          <w:b/>
-          <w:bCs/>
-        </w:rPr>
-        <w:t xml:space="preserve">Definition 3 (Residual)</w:t>
-      </w:r>
-      <w:r>
-        <w:t xml:space="preserve"> </w:t>
-      </w:r>
-      <w:r>
-        <w:t xml:space="preserve">The</w:t>
-      </w:r>
-      <w:r>
-        <w:t xml:space="preserve"> </w:t>
-      </w:r>
-      <w:r>
-        <w:rPr>
-          <w:b/>
-          <w:bCs/>
-        </w:rPr>
-        <w:t xml:space="preserve">residual</w:t>
-      </w:r>
-      <w:r>
-        <w:t xml:space="preserve"> </w:t>
-      </w:r>
-      <w:r>
-        <w:t xml:space="preserve">for observation</w:t>
-      </w:r>
-      <w:r>
-        <w:t xml:space="preserve"> </w:t>
-      </w:r>
+      <w:del w:id="3" w:author="PR Preview" w:date="2026-01-01T00:00:00Z">
+        <w:r>
+          <w:rPr>
+            <w:b/>
+            <w:bCs/>
+          </w:rPr>
+          <w:delText xml:space="preserve">Definition 3 (Residual)</w:delText>
+        </w:r>
+      </w:del>
+      <w:del w:id="4" w:author="PR Preview" w:date="2026-01-01T00:00:00Z">
+        <w:r>
+          <w:delText xml:space="preserve"> </w:delText>
+        </w:r>
+      </w:del>
+      <w:del w:id="5" w:author="PR Preview" w:date="2026-01-01T00:00:00Z">
+        <w:r>
+          <w:delText xml:space="preserve">The</w:delText>
+        </w:r>
+      </w:del>
+      <w:del w:id="6" w:author="PR Preview" w:date="2026-01-01T00:00:00Z">
+        <w:r>
+          <w:delText xml:space="preserve"> </w:delText>
+        </w:r>
+      </w:del>
+      <w:del w:id="7" w:author="PR Preview" w:date="2026-01-01T00:00:00Z">
+        <w:r>
+          <w:rPr>
+            <w:b/>
+            <w:bCs/>
+          </w:rPr>
+          <w:delText xml:space="preserve">residual</w:delText>
+        </w:r>
+      </w:del>
+      <w:del w:id="8" w:author="PR Preview" w:date="2026-01-01T00:00:00Z">
+        <w:r>
+          <w:delText xml:space="preserve"> </w:delText>
+        </w:r>
+      </w:del>
+      <w:del w:id="9" w:author="PR Preview" w:date="2026-01-01T00:00:00Z">
+        <w:r>
+          <w:delText xml:space="preserve">for observation</w:delText>
+        </w:r>
+      </w:del>
+      <w:del w:id="10" w:author="PR Preview" w:date="2026-01-01T00:00:00Z">
+        <w:r>
+          <w:delText xml:space="preserve"> </w:delText>
+        </w:r>
+      </w:del>
       <m:oMath>
         <m:r>
           <m:t>i</m:t>
         </m:r>
       </m:oMath>
-      <w:r>
-        <w:t xml:space="preserve"> </w:t>
-      </w:r>
-      <w:r>
-        <w:t xml:space="preserve">is its observed outcome minus its</w:t>
-      </w:r>
-      <w:r>
-        <w:t xml:space="preserve"> </w:t>
-      </w:r>
+      <w:del w:id="11" w:author="PR Preview" w:date="2026-01-01T00:00:00Z">
+        <w:r>
+          <w:delText xml:space="preserve"> </w:delText>
+        </w:r>
+      </w:del>
+      <w:del w:id="12" w:author="PR Preview" w:date="2026-01-01T00:00:00Z">
+        <w:r>
+          <w:delText xml:space="preserve">is its observed outcome minus its</w:delText>
+        </w:r>
+      </w:del>
+      <w:del w:id="13" w:author="PR Preview" w:date="2026-01-01T00:00:00Z">
+        <w:r>
+          <w:delText xml:space="preserve"> </w:delText>
+        </w:r>
+      </w:del>
       <w:hyperlink w:anchor="def-fitted-value">
+        <w:del w:id="14" w:author="PR Preview" w:date="2026-01-01T00:00:00Z">
+          <w:r>
+            <w:rPr>
+              <w:rStyle w:val="Hyperlink"/>
+            </w:rPr>
+            <w:delText xml:space="preserve">fitted value</w:delText>
+          </w:r>
+        </w:del>
+      </w:hyperlink>
+      <w:del w:id="15" w:author="PR Preview" w:date="2026-01-01T00:00:00Z">
+        <w:r>
+          <w:delText xml:space="preserve"> </w:delText>
+        </w:r>
+      </w:del>
+      <w:del w:id="16" w:author="PR Preview" w:date="2026-01-01T00:00:00Z">
+        <w:r>
+          <w:delText xml:space="preserve">[2]</w:delText>
+        </w:r>
+      </w:del>
+      <w:del w:id="17" w:author="PR Preview" w:date="2026-01-01T00:00:00Z">
+        <w:r>
+          <w:delText xml:space="preserve">:</w:delText>
+        </w:r>
+      </w:del>
+    </w:p>
+    <w:p>
+      <w:pPr>
+        <w:pStyle w:val="BodyText"/>
+      </w:pPr>
+      <w:ins w:id="18" w:author="PR Preview" w:date="2026-01-01T00:00:00Z">
         <w:r>
           <w:rPr>
-            <w:rStyle w:val="Hyperlink"/>
+            <w:b/>
+            <w:bCs/>
           </w:rPr>
-          <w:t xml:space="preserve">fitted value</w:t>
-        </w:r>
+          <w:t xml:space="preserve">Definition 3 (Residual)</w:t>
+        </w:r>
+      </w:ins>
+      <w:ins w:id="19" w:author="PR Preview" w:date="2026-01-01T00:00:00Z">
+        <w:r>
+          <w:t xml:space="preserve"> </w:t>
+        </w:r>
+      </w:ins>
+      <w:ins w:id="20" w:author="PR Preview" w:date="2026-01-01T00:00:00Z">
+        <w:r>
+          <w:t xml:space="preserve">The</w:t>
+        </w:r>
+      </w:ins>
+      <w:ins w:id="21" w:author="PR Preview" w:date="2026-01-01T00:00:00Z">
+        <w:r>
+          <w:t xml:space="preserve"> </w:t>
+        </w:r>
+      </w:ins>
+      <w:ins w:id="22" w:author="PR Preview" w:date="2026-01-01T00:00:00Z">
+        <w:r>
+          <w:rPr>
+            <w:b/>
+            <w:bCs/>
+          </w:rPr>
+          <w:t xml:space="preserve">residual</w:t>
+        </w:r>
+      </w:ins>
+      <w:ins w:id="23" w:author="PR Preview" w:date="2026-01-01T00:00:00Z">
+        <w:r>
+          <w:t xml:space="preserve"> </w:t>
+        </w:r>
+      </w:ins>
+      <w:ins w:id="24" w:author="PR Preview" w:date="2026-01-01T00:00:00Z">
+        <w:r>
+          <w:t xml:space="preserve">for observation</w:t>
+        </w:r>
+      </w:ins>
+      <w:ins w:id="25" w:author="PR Preview" w:date="2026-01-01T00:00:00Z">
+        <w:r>
+          <w:t xml:space="preserve"> </w:t>
+        </w:r>
+      </w:ins>
+      <m:oMath>
+        <m:r>
+          <m:t>i</m:t>
+        </m:r>
+      </m:oMath>
+      <w:ins w:id="26" w:author="PR Preview" w:date="2026-01-01T00:00:00Z">
+        <w:r>
+          <w:t xml:space="preserve"> </w:t>
+        </w:r>
+      </w:ins>
+      <w:ins w:id="27" w:author="PR Preview" w:date="2026-01-01T00:00:00Z">
+        <w:r>
+          <w:t xml:space="preserve">is its observed outcome minus its</w:t>
+        </w:r>
+      </w:ins>
+      <w:ins w:id="28" w:author="PR Preview" w:date="2026-01-01T00:00:00Z">
+        <w:r>
+          <w:t xml:space="preserve"> </w:t>
+        </w:r>
+      </w:ins>
+      <w:hyperlink w:anchor="def-fitted-value">
+        <w:ins w:id="29" w:author="PR Preview" w:date="2026-01-01T00:00:00Z">
+          <w:r>
+            <w:rPr>
+              <w:rStyle w:val="Hyperlink"/>
+            </w:rPr>
+            <w:t xml:space="preserve">fitted value</w:t>
+          </w:r>
+        </w:ins>
       </w:hyperlink>
-      <w:r>
-        <w:t xml:space="preserve"> </w:t>
-      </w:r>
-      <w:r>
-        <w:t xml:space="preserve">[2]</w:t>
-      </w:r>
-      <w:r>
-        <w:t xml:space="preserve">:</w:t>
-      </w:r>
+      <w:ins w:id="30" w:author="PR Preview" w:date="2026-01-01T00:00:00Z">
+        <w:r>
+          <w:t xml:space="preserve">:</w:t>
+        </w:r>
+      </w:ins>
     </w:p>
     <w:p>
       <w:pPr>
@@ -4070,57 +4188,83 @@
       <w:pPr>
         <w:pStyle w:val="FirstParagraph"/>
       </w:pPr>
-      <w:r>
-        <w:rPr>
-          <w:b/>
-          <w:bCs/>
-        </w:rPr>
-        <w:t xml:space="preserve">Definition 5 (Mean squared error of predictions)</w:t>
-      </w:r>
-      <w:r>
-        <w:t xml:space="preserve"> </w:t>
-      </w:r>
-      <w:r>
-        <w:t xml:space="preserve">The</w:t>
-      </w:r>
-      <w:r>
-        <w:t xml:space="preserve"> </w:t>
-      </w:r>
-      <w:r>
-        <w:rPr>
-          <w:b/>
-          <w:bCs/>
-        </w:rPr>
-        <w:t xml:space="preserve">sample mean squared error (sMSE)</w:t>
-      </w:r>
-      <w:r>
-        <w:t xml:space="preserve"> </w:t>
-      </w:r>
-      <w:r>
-        <w:t xml:space="preserve">of predictions,</w:t>
-      </w:r>
-      <w:r>
-        <w:t xml:space="preserve"> </w:t>
-      </w:r>
-      <w:r>
-        <w:t xml:space="preserve">also called their</w:t>
-      </w:r>
-      <w:r>
-        <w:t xml:space="preserve"> </w:t>
-      </w:r>
-      <w:r>
-        <w:rPr>
-          <w:b/>
-          <w:bCs/>
-        </w:rPr>
-        <w:t xml:space="preserve">mean squared error</w:t>
-      </w:r>
-      <w:r>
-        <w:t xml:space="preserve">,</w:t>
-      </w:r>
-      <w:r>
-        <w:t xml:space="preserve"> </w:t>
-      </w:r>
+      <w:del w:id="31" w:author="PR Preview" w:date="2026-01-01T00:00:00Z">
+        <w:r>
+          <w:rPr>
+            <w:b/>
+            <w:bCs/>
+          </w:rPr>
+          <w:delText xml:space="preserve">Definition 5 (Mean squared error of predictions)</w:delText>
+        </w:r>
+      </w:del>
+      <w:del w:id="32" w:author="PR Preview" w:date="2026-01-01T00:00:00Z">
+        <w:r>
+          <w:delText xml:space="preserve"> </w:delText>
+        </w:r>
+      </w:del>
+      <w:del w:id="33" w:author="PR Preview" w:date="2026-01-01T00:00:00Z">
+        <w:r>
+          <w:delText xml:space="preserve">The</w:delText>
+        </w:r>
+      </w:del>
+      <w:del w:id="34" w:author="PR Preview" w:date="2026-01-01T00:00:00Z">
+        <w:r>
+          <w:delText xml:space="preserve"> </w:delText>
+        </w:r>
+      </w:del>
+      <w:del w:id="35" w:author="PR Preview" w:date="2026-01-01T00:00:00Z">
+        <w:r>
+          <w:rPr>
+            <w:b/>
+            <w:bCs/>
+          </w:rPr>
+          <w:delText xml:space="preserve">sample mean squared error (sMSE)</w:delText>
+        </w:r>
+      </w:del>
+      <w:del w:id="36" w:author="PR Preview" w:date="2026-01-01T00:00:00Z">
+        <w:r>
+          <w:delText xml:space="preserve"> </w:delText>
+        </w:r>
+      </w:del>
+      <w:del w:id="37" w:author="PR Preview" w:date="2026-01-01T00:00:00Z">
+        <w:r>
+          <w:delText xml:space="preserve">of predictions,</w:delText>
+        </w:r>
+      </w:del>
+      <w:del w:id="38" w:author="PR Preview" w:date="2026-01-01T00:00:00Z">
+        <w:r>
+          <w:delText xml:space="preserve"> </w:delText>
+        </w:r>
+      </w:del>
+      <w:del w:id="39" w:author="PR Preview" w:date="2026-01-01T00:00:00Z">
+        <w:r>
+          <w:delText xml:space="preserve">also called their</w:delText>
+        </w:r>
+      </w:del>
+      <w:del w:id="40" w:author="PR Preview" w:date="2026-01-01T00:00:00Z">
+        <w:r>
+          <w:delText xml:space="preserve"> </w:delText>
+        </w:r>
+      </w:del>
+      <w:del w:id="41" w:author="PR Preview" w:date="2026-01-01T00:00:00Z">
+        <w:r>
+          <w:rPr>
+            <w:b/>
+            <w:bCs/>
+          </w:rPr>
+          <w:delText xml:space="preserve">mean squared error</w:delText>
+        </w:r>
+      </w:del>
+      <w:del w:id="42" w:author="PR Preview" w:date="2026-01-01T00:00:00Z">
+        <w:r>
+          <w:delText xml:space="preserve">,</w:delText>
+        </w:r>
+      </w:del>
+      <w:del w:id="43" w:author="PR Preview" w:date="2026-01-01T00:00:00Z">
+        <w:r>
+          <w:delText xml:space="preserve"> </w:delText>
+        </w:r>
+      </w:del>
       <m:oMath>
         <m:sSub>
           <m:e>
@@ -4179,15 +4323,21 @@
           </m:sub>
         </m:sSub>
       </m:oMath>
-      <w:r>
-        <w:t xml:space="preserve"> </w:t>
-      </w:r>
-      <w:r>
-        <w:t xml:space="preserve">of observed outcomes</w:t>
-      </w:r>
-      <w:r>
-        <w:t xml:space="preserve"> </w:t>
-      </w:r>
+      <w:del w:id="44" w:author="PR Preview" w:date="2026-01-01T00:00:00Z">
+        <w:r>
+          <w:delText xml:space="preserve"> </w:delText>
+        </w:r>
+      </w:del>
+      <w:del w:id="45" w:author="PR Preview" w:date="2026-01-01T00:00:00Z">
+        <w:r>
+          <w:delText xml:space="preserve">of observed outcomes</w:delText>
+        </w:r>
+      </w:del>
+      <w:del w:id="46" w:author="PR Preview" w:date="2026-01-01T00:00:00Z">
+        <w:r>
+          <w:delText xml:space="preserve"> </w:delText>
+        </w:r>
+      </w:del>
       <m:oMath>
         <m:sSub>
           <m:e>
@@ -4232,32 +4382,275 @@
           </m:sub>
         </m:sSub>
       </m:oMath>
-      <w:r>
-        <w:t xml:space="preserve"> </w:t>
-      </w:r>
-      <w:r>
-        <w:t xml:space="preserve">is the mean of their squared</w:t>
-      </w:r>
-      <w:r>
-        <w:t xml:space="preserve"> </w:t>
-      </w:r>
+      <w:del w:id="47" w:author="PR Preview" w:date="2026-01-01T00:00:00Z">
+        <w:r>
+          <w:delText xml:space="preserve"> </w:delText>
+        </w:r>
+      </w:del>
+      <w:del w:id="48" w:author="PR Preview" w:date="2026-01-01T00:00:00Z">
+        <w:r>
+          <w:delText xml:space="preserve">is the mean of their squared</w:delText>
+        </w:r>
+      </w:del>
+      <w:del w:id="49" w:author="PR Preview" w:date="2026-01-01T00:00:00Z">
+        <w:r>
+          <w:delText xml:space="preserve"> </w:delText>
+        </w:r>
+      </w:del>
       <w:hyperlink w:anchor="def-prediction-error">
+        <w:del w:id="50" w:author="PR Preview" w:date="2026-01-01T00:00:00Z">
+          <w:r>
+            <w:rPr>
+              <w:rStyle w:val="Hyperlink"/>
+            </w:rPr>
+            <w:delText xml:space="preserve">prediction errors</w:delText>
+          </w:r>
+        </w:del>
+      </w:hyperlink>
+      <w:del w:id="51" w:author="PR Preview" w:date="2026-01-01T00:00:00Z">
+        <w:r>
+          <w:delText xml:space="preserve"> </w:delText>
+        </w:r>
+      </w:del>
+      <w:del w:id="52" w:author="PR Preview" w:date="2026-01-01T00:00:00Z">
+        <w:r>
+          <w:delText xml:space="preserve">[4]</w:delText>
+        </w:r>
+      </w:del>
+      <w:del w:id="53" w:author="PR Preview" w:date="2026-01-01T00:00:00Z">
+        <w:r>
+          <w:delText xml:space="preserve">:</w:delText>
+        </w:r>
+      </w:del>
+    </w:p>
+    <w:p>
+      <w:pPr>
+        <w:pStyle w:val="FirstParagraph"/>
+      </w:pPr>
+      <w:ins w:id="54" w:author="PR Preview" w:date="2026-01-01T00:00:00Z">
         <w:r>
           <w:rPr>
-            <w:rStyle w:val="Hyperlink"/>
+            <w:b/>
+            <w:bCs/>
           </w:rPr>
-          <w:t xml:space="preserve">prediction errors</w:t>
-        </w:r>
+          <w:t xml:space="preserve">Definition 5 (Mean squared error of predictions)</w:t>
+        </w:r>
+      </w:ins>
+      <w:ins w:id="55" w:author="PR Preview" w:date="2026-01-01T00:00:00Z">
+        <w:r>
+          <w:t xml:space="preserve"> </w:t>
+        </w:r>
+      </w:ins>
+      <w:ins w:id="56" w:author="PR Preview" w:date="2026-01-01T00:00:00Z">
+        <w:r>
+          <w:t xml:space="preserve">The</w:t>
+        </w:r>
+      </w:ins>
+      <w:ins w:id="57" w:author="PR Preview" w:date="2026-01-01T00:00:00Z">
+        <w:r>
+          <w:t xml:space="preserve"> </w:t>
+        </w:r>
+      </w:ins>
+      <w:ins w:id="58" w:author="PR Preview" w:date="2026-01-01T00:00:00Z">
+        <w:r>
+          <w:rPr>
+            <w:b/>
+            <w:bCs/>
+          </w:rPr>
+          <w:t xml:space="preserve">sample mean squared error (sMSE)</w:t>
+        </w:r>
+      </w:ins>
+      <w:ins w:id="59" w:author="PR Preview" w:date="2026-01-01T00:00:00Z">
+        <w:r>
+          <w:t xml:space="preserve"> </w:t>
+        </w:r>
+      </w:ins>
+      <w:ins w:id="60" w:author="PR Preview" w:date="2026-01-01T00:00:00Z">
+        <w:r>
+          <w:t xml:space="preserve">of predictions,</w:t>
+        </w:r>
+      </w:ins>
+      <w:ins w:id="61" w:author="PR Preview" w:date="2026-01-01T00:00:00Z">
+        <w:r>
+          <w:t xml:space="preserve"> </w:t>
+        </w:r>
+      </w:ins>
+      <w:ins w:id="62" w:author="PR Preview" w:date="2026-01-01T00:00:00Z">
+        <w:r>
+          <w:t xml:space="preserve">also called their</w:t>
+        </w:r>
+      </w:ins>
+      <w:ins w:id="63" w:author="PR Preview" w:date="2026-01-01T00:00:00Z">
+        <w:r>
+          <w:t xml:space="preserve"> </w:t>
+        </w:r>
+      </w:ins>
+      <w:ins w:id="64" w:author="PR Preview" w:date="2026-01-01T00:00:00Z">
+        <w:r>
+          <w:rPr>
+            <w:b/>
+            <w:bCs/>
+          </w:rPr>
+          <w:t xml:space="preserve">mean squared error</w:t>
+        </w:r>
+      </w:ins>
+      <w:ins w:id="65" w:author="PR Preview" w:date="2026-01-01T00:00:00Z">
+        <w:r>
+          <w:t xml:space="preserve">,</w:t>
+        </w:r>
+      </w:ins>
+      <w:ins w:id="66" w:author="PR Preview" w:date="2026-01-01T00:00:00Z">
+        <w:r>
+          <w:t xml:space="preserve"> </w:t>
+        </w:r>
+      </w:ins>
+      <m:oMath>
+        <m:sSub>
+          <m:e>
+            <m:acc>
+              <m:accPr>
+                <m:chr m:val="̂"/>
+              </m:accPr>
+              <m:e>
+                <m:r>
+                  <m:t>y</m:t>
+                </m:r>
+              </m:e>
+            </m:acc>
+          </m:e>
+          <m:sub>
+            <m:r>
+              <m:t>1</m:t>
+            </m:r>
+          </m:sub>
+        </m:sSub>
+        <m:r>
+          <m:rPr>
+            <m:sty m:val="p"/>
+          </m:rPr>
+          <m:t>,</m:t>
+        </m:r>
+        <m:r>
+          <m:rPr>
+            <m:sty m:val="p"/>
+          </m:rPr>
+          <m:t>…</m:t>
+        </m:r>
+        <m:r>
+          <m:rPr>
+            <m:sty m:val="p"/>
+          </m:rPr>
+          <m:t>,</m:t>
+        </m:r>
+        <m:sSub>
+          <m:e>
+            <m:acc>
+              <m:accPr>
+                <m:chr m:val="̂"/>
+              </m:accPr>
+              <m:e>
+                <m:r>
+                  <m:t>y</m:t>
+                </m:r>
+              </m:e>
+            </m:acc>
+          </m:e>
+          <m:sub>
+            <m:r>
+              <m:t>n</m:t>
+            </m:r>
+          </m:sub>
+        </m:sSub>
+      </m:oMath>
+      <w:ins w:id="67" w:author="PR Preview" w:date="2026-01-01T00:00:00Z">
+        <w:r>
+          <w:t xml:space="preserve"> </w:t>
+        </w:r>
+      </w:ins>
+      <w:ins w:id="68" w:author="PR Preview" w:date="2026-01-01T00:00:00Z">
+        <w:r>
+          <w:t xml:space="preserve">of observed outcomes</w:t>
+        </w:r>
+      </w:ins>
+      <w:ins w:id="69" w:author="PR Preview" w:date="2026-01-01T00:00:00Z">
+        <w:r>
+          <w:t xml:space="preserve"> </w:t>
+        </w:r>
+      </w:ins>
+      <m:oMath>
+        <m:sSub>
+          <m:e>
+            <m:r>
+              <m:t>y</m:t>
+            </m:r>
+          </m:e>
+          <m:sub>
+            <m:r>
+              <m:t>1</m:t>
+            </m:r>
+          </m:sub>
+        </m:sSub>
+        <m:r>
+          <m:rPr>
+            <m:sty m:val="p"/>
+          </m:rPr>
+          <m:t>,</m:t>
+        </m:r>
+        <m:r>
+          <m:rPr>
+            <m:sty m:val="p"/>
+          </m:rPr>
+          <m:t>…</m:t>
+        </m:r>
+        <m:r>
+          <m:rPr>
+            <m:sty m:val="p"/>
+          </m:rPr>
+          <m:t>,</m:t>
+        </m:r>
+        <m:sSub>
+          <m:e>
+            <m:r>
+              <m:t>y</m:t>
+            </m:r>
+          </m:e>
+          <m:sub>
+            <m:r>
+              <m:t>n</m:t>
+            </m:r>
+          </m:sub>
+        </m:sSub>
+      </m:oMath>
+      <w:ins w:id="70" w:author="PR Preview" w:date="2026-01-01T00:00:00Z">
+        <w:r>
+          <w:t xml:space="preserve"> </w:t>
+        </w:r>
+      </w:ins>
+      <w:ins w:id="71" w:author="PR Preview" w:date="2026-01-01T00:00:00Z">
+        <w:r>
+          <w:t xml:space="preserve">is the mean of their squared</w:t>
+        </w:r>
+      </w:ins>
+      <w:ins w:id="72" w:author="PR Preview" w:date="2026-01-01T00:00:00Z">
+        <w:r>
+          <w:t xml:space="preserve"> </w:t>
+        </w:r>
+      </w:ins>
+      <w:hyperlink w:anchor="def-prediction-error">
+        <w:ins w:id="73" w:author="PR Preview" w:date="2026-01-01T00:00:00Z">
+          <w:r>
+            <w:rPr>
+              <w:rStyle w:val="Hyperlink"/>
+            </w:rPr>
+            <w:t xml:space="preserve">prediction errors</w:t>
+          </w:r>
+        </w:ins>
       </w:hyperlink>
-      <w:r>
-        <w:t xml:space="preserve"> </w:t>
-      </w:r>
-      <w:r>
-        <w:t xml:space="preserve">[4]</w:t>
-      </w:r>
-      <w:r>
-        <w:t xml:space="preserve">:</w:t>
-      </w:r>
+      <w:ins w:id="74" w:author="PR Preview" w:date="2026-01-01T00:00:00Z">
+        <w:r>
+          <w:t xml:space="preserve">:</w:t>
+        </w:r>
+      </w:ins>
     </w:p>
     <w:p>
       <w:pPr>

--- a/pr-preview/pr-341/prediction-handout-tracked-changes.docx
+++ b/pr-preview/pr-341/prediction-handout-tracked-changes.docx
@@ -16,7 +16,7 @@
       </w:pPr>
       <w:del w:id="1" w:author="PR Preview" w:date="2026-01-01T00:00:00Z">
         <w:r>
-          <w:delText xml:space="preserve">Last modified: 2026-10-19 00:48:10 (PDT)</w:delText>
+          <w:delText xml:space="preserve">Last modified: 2026-10-19 01:42:24 (PDT)</w:delText>
         </w:r>
       </w:del>
     </w:p>
@@ -26,7 +26,7 @@
       </w:pPr>
       <w:ins w:id="2" w:author="PR Preview" w:date="2026-01-01T00:00:00Z">
         <w:r>
-          <w:t xml:space="preserve">Last modified: 2026-10-19 00:53:49 (PDT)</w:t>
+          <w:t xml:space="preserve">Last modified: 2026-10-19 01:55:24 (PDT)</w:t>
         </w:r>
       </w:ins>
     </w:p>
@@ -1289,187 +1289,63 @@
       <w:pPr>
         <w:pStyle w:val="BodyText"/>
       </w:pPr>
-      <w:del w:id="3" w:author="PR Preview" w:date="2026-01-01T00:00:00Z">
-        <w:r>
-          <w:rPr>
-            <w:b/>
-            <w:bCs/>
-          </w:rPr>
-          <w:delText xml:space="preserve">Definition 3 (Residual)</w:delText>
-        </w:r>
-      </w:del>
-      <w:del w:id="4" w:author="PR Preview" w:date="2026-01-01T00:00:00Z">
-        <w:r>
-          <w:delText xml:space="preserve"> </w:delText>
-        </w:r>
-      </w:del>
-      <w:del w:id="5" w:author="PR Preview" w:date="2026-01-01T00:00:00Z">
-        <w:r>
-          <w:delText xml:space="preserve">The</w:delText>
-        </w:r>
-      </w:del>
-      <w:del w:id="6" w:author="PR Preview" w:date="2026-01-01T00:00:00Z">
-        <w:r>
-          <w:delText xml:space="preserve"> </w:delText>
-        </w:r>
-      </w:del>
-      <w:del w:id="7" w:author="PR Preview" w:date="2026-01-01T00:00:00Z">
-        <w:r>
-          <w:rPr>
-            <w:b/>
-            <w:bCs/>
-          </w:rPr>
-          <w:delText xml:space="preserve">residual</w:delText>
-        </w:r>
-      </w:del>
-      <w:del w:id="8" w:author="PR Preview" w:date="2026-01-01T00:00:00Z">
-        <w:r>
-          <w:delText xml:space="preserve"> </w:delText>
-        </w:r>
-      </w:del>
-      <w:del w:id="9" w:author="PR Preview" w:date="2026-01-01T00:00:00Z">
-        <w:r>
-          <w:delText xml:space="preserve">for observation</w:delText>
-        </w:r>
-      </w:del>
-      <w:del w:id="10" w:author="PR Preview" w:date="2026-01-01T00:00:00Z">
-        <w:r>
-          <w:delText xml:space="preserve"> </w:delText>
-        </w:r>
-      </w:del>
+      <w:r>
+        <w:rPr>
+          <w:b/>
+          <w:bCs/>
+        </w:rPr>
+        <w:t xml:space="preserve">Definition 3 (Residual)</w:t>
+      </w:r>
+      <w:r>
+        <w:t xml:space="preserve"> </w:t>
+      </w:r>
+      <w:r>
+        <w:t xml:space="preserve">The</w:t>
+      </w:r>
+      <w:r>
+        <w:t xml:space="preserve"> </w:t>
+      </w:r>
+      <w:r>
+        <w:rPr>
+          <w:b/>
+          <w:bCs/>
+        </w:rPr>
+        <w:t xml:space="preserve">residual</w:t>
+      </w:r>
+      <w:r>
+        <w:t xml:space="preserve"> </w:t>
+      </w:r>
+      <w:r>
+        <w:t xml:space="preserve">for observation</w:t>
+      </w:r>
+      <w:r>
+        <w:t xml:space="preserve"> </w:t>
+      </w:r>
       <m:oMath>
         <m:r>
           <m:t>i</m:t>
         </m:r>
       </m:oMath>
-      <w:del w:id="11" w:author="PR Preview" w:date="2026-01-01T00:00:00Z">
-        <w:r>
-          <w:delText xml:space="preserve"> </w:delText>
-        </w:r>
-      </w:del>
-      <w:del w:id="12" w:author="PR Preview" w:date="2026-01-01T00:00:00Z">
-        <w:r>
-          <w:delText xml:space="preserve">is its observed outcome minus its</w:delText>
-        </w:r>
-      </w:del>
-      <w:del w:id="13" w:author="PR Preview" w:date="2026-01-01T00:00:00Z">
-        <w:r>
-          <w:delText xml:space="preserve"> </w:delText>
-        </w:r>
-      </w:del>
+      <w:r>
+        <w:t xml:space="preserve"> </w:t>
+      </w:r>
+      <w:r>
+        <w:t xml:space="preserve">is its observed outcome minus its</w:t>
+      </w:r>
+      <w:r>
+        <w:t xml:space="preserve"> </w:t>
+      </w:r>
       <w:hyperlink w:anchor="def-fitted-value">
-        <w:del w:id="14" w:author="PR Preview" w:date="2026-01-01T00:00:00Z">
-          <w:r>
-            <w:rPr>
-              <w:rStyle w:val="Hyperlink"/>
-            </w:rPr>
-            <w:delText xml:space="preserve">fitted value</w:delText>
-          </w:r>
-        </w:del>
-      </w:hyperlink>
-      <w:del w:id="15" w:author="PR Preview" w:date="2026-01-01T00:00:00Z">
-        <w:r>
-          <w:delText xml:space="preserve"> </w:delText>
-        </w:r>
-      </w:del>
-      <w:del w:id="16" w:author="PR Preview" w:date="2026-01-01T00:00:00Z">
-        <w:r>
-          <w:delText xml:space="preserve">[2]</w:delText>
-        </w:r>
-      </w:del>
-      <w:del w:id="17" w:author="PR Preview" w:date="2026-01-01T00:00:00Z">
-        <w:r>
-          <w:delText xml:space="preserve">:</w:delText>
-        </w:r>
-      </w:del>
-    </w:p>
-    <w:p>
-      <w:pPr>
-        <w:pStyle w:val="BodyText"/>
-      </w:pPr>
-      <w:ins w:id="18" w:author="PR Preview" w:date="2026-01-01T00:00:00Z">
         <w:r>
           <w:rPr>
-            <w:b/>
-            <w:bCs/>
+            <w:rStyle w:val="Hyperlink"/>
           </w:rPr>
-          <w:t xml:space="preserve">Definition 3 (Residual)</w:t>
+          <w:t xml:space="preserve">fitted value</w:t>
         </w:r>
-      </w:ins>
-      <w:ins w:id="19" w:author="PR Preview" w:date="2026-01-01T00:00:00Z">
-        <w:r>
-          <w:t xml:space="preserve"> </w:t>
-        </w:r>
-      </w:ins>
-      <w:ins w:id="20" w:author="PR Preview" w:date="2026-01-01T00:00:00Z">
-        <w:r>
-          <w:t xml:space="preserve">The</w:t>
-        </w:r>
-      </w:ins>
-      <w:ins w:id="21" w:author="PR Preview" w:date="2026-01-01T00:00:00Z">
-        <w:r>
-          <w:t xml:space="preserve"> </w:t>
-        </w:r>
-      </w:ins>
-      <w:ins w:id="22" w:author="PR Preview" w:date="2026-01-01T00:00:00Z">
-        <w:r>
-          <w:rPr>
-            <w:b/>
-            <w:bCs/>
-          </w:rPr>
-          <w:t xml:space="preserve">residual</w:t>
-        </w:r>
-      </w:ins>
-      <w:ins w:id="23" w:author="PR Preview" w:date="2026-01-01T00:00:00Z">
-        <w:r>
-          <w:t xml:space="preserve"> </w:t>
-        </w:r>
-      </w:ins>
-      <w:ins w:id="24" w:author="PR Preview" w:date="2026-01-01T00:00:00Z">
-        <w:r>
-          <w:t xml:space="preserve">for observation</w:t>
-        </w:r>
-      </w:ins>
-      <w:ins w:id="25" w:author="PR Preview" w:date="2026-01-01T00:00:00Z">
-        <w:r>
-          <w:t xml:space="preserve"> </w:t>
-        </w:r>
-      </w:ins>
-      <m:oMath>
-        <m:r>
-          <m:t>i</m:t>
-        </m:r>
-      </m:oMath>
-      <w:ins w:id="26" w:author="PR Preview" w:date="2026-01-01T00:00:00Z">
-        <w:r>
-          <w:t xml:space="preserve"> </w:t>
-        </w:r>
-      </w:ins>
-      <w:ins w:id="27" w:author="PR Preview" w:date="2026-01-01T00:00:00Z">
-        <w:r>
-          <w:t xml:space="preserve">is its observed outcome minus its</w:t>
-        </w:r>
-      </w:ins>
-      <w:ins w:id="28" w:author="PR Preview" w:date="2026-01-01T00:00:00Z">
-        <w:r>
-          <w:t xml:space="preserve"> </w:t>
-        </w:r>
-      </w:ins>
-      <w:hyperlink w:anchor="def-fitted-value">
-        <w:ins w:id="29" w:author="PR Preview" w:date="2026-01-01T00:00:00Z">
-          <w:r>
-            <w:rPr>
-              <w:rStyle w:val="Hyperlink"/>
-            </w:rPr>
-            <w:t xml:space="preserve">fitted value</w:t>
-          </w:r>
-        </w:ins>
       </w:hyperlink>
-      <w:ins w:id="30" w:author="PR Preview" w:date="2026-01-01T00:00:00Z">
-        <w:r>
-          <w:t xml:space="preserve">:</w:t>
-        </w:r>
-      </w:ins>
+      <w:r>
+        <w:t xml:space="preserve">:</w:t>
+      </w:r>
     </w:p>
     <w:p>
       <w:pPr>
@@ -4188,83 +4064,57 @@
       <w:pPr>
         <w:pStyle w:val="FirstParagraph"/>
       </w:pPr>
-      <w:del w:id="31" w:author="PR Preview" w:date="2026-01-01T00:00:00Z">
-        <w:r>
-          <w:rPr>
-            <w:b/>
-            <w:bCs/>
-          </w:rPr>
-          <w:delText xml:space="preserve">Definition 5 (Mean squared error of predictions)</w:delText>
-        </w:r>
-      </w:del>
-      <w:del w:id="32" w:author="PR Preview" w:date="2026-01-01T00:00:00Z">
-        <w:r>
-          <w:delText xml:space="preserve"> </w:delText>
-        </w:r>
-      </w:del>
-      <w:del w:id="33" w:author="PR Preview" w:date="2026-01-01T00:00:00Z">
-        <w:r>
-          <w:delText xml:space="preserve">The</w:delText>
-        </w:r>
-      </w:del>
-      <w:del w:id="34" w:author="PR Preview" w:date="2026-01-01T00:00:00Z">
-        <w:r>
-          <w:delText xml:space="preserve"> </w:delText>
-        </w:r>
-      </w:del>
-      <w:del w:id="35" w:author="PR Preview" w:date="2026-01-01T00:00:00Z">
-        <w:r>
-          <w:rPr>
-            <w:b/>
-            <w:bCs/>
-          </w:rPr>
-          <w:delText xml:space="preserve">sample mean squared error (sMSE)</w:delText>
-        </w:r>
-      </w:del>
-      <w:del w:id="36" w:author="PR Preview" w:date="2026-01-01T00:00:00Z">
-        <w:r>
-          <w:delText xml:space="preserve"> </w:delText>
-        </w:r>
-      </w:del>
-      <w:del w:id="37" w:author="PR Preview" w:date="2026-01-01T00:00:00Z">
-        <w:r>
-          <w:delText xml:space="preserve">of predictions,</w:delText>
-        </w:r>
-      </w:del>
-      <w:del w:id="38" w:author="PR Preview" w:date="2026-01-01T00:00:00Z">
-        <w:r>
-          <w:delText xml:space="preserve"> </w:delText>
-        </w:r>
-      </w:del>
-      <w:del w:id="39" w:author="PR Preview" w:date="2026-01-01T00:00:00Z">
-        <w:r>
-          <w:delText xml:space="preserve">also called their</w:delText>
-        </w:r>
-      </w:del>
-      <w:del w:id="40" w:author="PR Preview" w:date="2026-01-01T00:00:00Z">
-        <w:r>
-          <w:delText xml:space="preserve"> </w:delText>
-        </w:r>
-      </w:del>
-      <w:del w:id="41" w:author="PR Preview" w:date="2026-01-01T00:00:00Z">
-        <w:r>
-          <w:rPr>
-            <w:b/>
-            <w:bCs/>
-          </w:rPr>
-          <w:delText xml:space="preserve">mean squared error</w:delText>
-        </w:r>
-      </w:del>
-      <w:del w:id="42" w:author="PR Preview" w:date="2026-01-01T00:00:00Z">
-        <w:r>
-          <w:delText xml:space="preserve">,</w:delText>
-        </w:r>
-      </w:del>
-      <w:del w:id="43" w:author="PR Preview" w:date="2026-01-01T00:00:00Z">
-        <w:r>
-          <w:delText xml:space="preserve"> </w:delText>
-        </w:r>
-      </w:del>
+      <w:r>
+        <w:rPr>
+          <w:b/>
+          <w:bCs/>
+        </w:rPr>
+        <w:t xml:space="preserve">Definition 5 (Mean squared error of predictions)</w:t>
+      </w:r>
+      <w:r>
+        <w:t xml:space="preserve"> </w:t>
+      </w:r>
+      <w:r>
+        <w:t xml:space="preserve">The</w:t>
+      </w:r>
+      <w:r>
+        <w:t xml:space="preserve"> </w:t>
+      </w:r>
+      <w:r>
+        <w:rPr>
+          <w:b/>
+          <w:bCs/>
+        </w:rPr>
+        <w:t xml:space="preserve">sample mean squared error (sMSE)</w:t>
+      </w:r>
+      <w:r>
+        <w:t xml:space="preserve"> </w:t>
+      </w:r>
+      <w:r>
+        <w:t xml:space="preserve">of predictions,</w:t>
+      </w:r>
+      <w:r>
+        <w:t xml:space="preserve"> </w:t>
+      </w:r>
+      <w:r>
+        <w:t xml:space="preserve">also called their</w:t>
+      </w:r>
+      <w:r>
+        <w:t xml:space="preserve"> </w:t>
+      </w:r>
+      <w:r>
+        <w:rPr>
+          <w:b/>
+          <w:bCs/>
+        </w:rPr>
+        <w:t xml:space="preserve">mean squared error</w:t>
+      </w:r>
+      <w:r>
+        <w:t xml:space="preserve">,</w:t>
+      </w:r>
+      <w:r>
+        <w:t xml:space="preserve"> </w:t>
+      </w:r>
       <m:oMath>
         <m:sSub>
           <m:e>
@@ -4323,21 +4173,15 @@
           </m:sub>
         </m:sSub>
       </m:oMath>
-      <w:del w:id="44" w:author="PR Preview" w:date="2026-01-01T00:00:00Z">
-        <w:r>
-          <w:delText xml:space="preserve"> </w:delText>
-        </w:r>
-      </w:del>
-      <w:del w:id="45" w:author="PR Preview" w:date="2026-01-01T00:00:00Z">
-        <w:r>
-          <w:delText xml:space="preserve">of observed outcomes</w:delText>
-        </w:r>
-      </w:del>
-      <w:del w:id="46" w:author="PR Preview" w:date="2026-01-01T00:00:00Z">
-        <w:r>
-          <w:delText xml:space="preserve"> </w:delText>
-        </w:r>
-      </w:del>
+      <w:r>
+        <w:t xml:space="preserve"> </w:t>
+      </w:r>
+      <w:r>
+        <w:t xml:space="preserve">of observed outcomes</w:t>
+      </w:r>
+      <w:r>
+        <w:t xml:space="preserve"> </w:t>
+      </w:r>
       <m:oMath>
         <m:sSub>
           <m:e>
@@ -4382,275 +4226,26 @@
           </m:sub>
         </m:sSub>
       </m:oMath>
-      <w:del w:id="47" w:author="PR Preview" w:date="2026-01-01T00:00:00Z">
-        <w:r>
-          <w:delText xml:space="preserve"> </w:delText>
-        </w:r>
-      </w:del>
-      <w:del w:id="48" w:author="PR Preview" w:date="2026-01-01T00:00:00Z">
-        <w:r>
-          <w:delText xml:space="preserve">is the mean of their squared</w:delText>
-        </w:r>
-      </w:del>
-      <w:del w:id="49" w:author="PR Preview" w:date="2026-01-01T00:00:00Z">
-        <w:r>
-          <w:delText xml:space="preserve"> </w:delText>
-        </w:r>
-      </w:del>
+      <w:r>
+        <w:t xml:space="preserve"> </w:t>
+      </w:r>
+      <w:r>
+        <w:t xml:space="preserve">is the mean of their squared</w:t>
+      </w:r>
+      <w:r>
+        <w:t xml:space="preserve"> </w:t>
+      </w:r>
       <w:hyperlink w:anchor="def-prediction-error">
-        <w:del w:id="50" w:author="PR Preview" w:date="2026-01-01T00:00:00Z">
-          <w:r>
-            <w:rPr>
-              <w:rStyle w:val="Hyperlink"/>
-            </w:rPr>
-            <w:delText xml:space="preserve">prediction errors</w:delText>
-          </w:r>
-        </w:del>
-      </w:hyperlink>
-      <w:del w:id="51" w:author="PR Preview" w:date="2026-01-01T00:00:00Z">
-        <w:r>
-          <w:delText xml:space="preserve"> </w:delText>
-        </w:r>
-      </w:del>
-      <w:del w:id="52" w:author="PR Preview" w:date="2026-01-01T00:00:00Z">
-        <w:r>
-          <w:delText xml:space="preserve">[4]</w:delText>
-        </w:r>
-      </w:del>
-      <w:del w:id="53" w:author="PR Preview" w:date="2026-01-01T00:00:00Z">
-        <w:r>
-          <w:delText xml:space="preserve">:</w:delText>
-        </w:r>
-      </w:del>
-    </w:p>
-    <w:p>
-      <w:pPr>
-        <w:pStyle w:val="FirstParagraph"/>
-      </w:pPr>
-      <w:ins w:id="54" w:author="PR Preview" w:date="2026-01-01T00:00:00Z">
         <w:r>
           <w:rPr>
-            <w:b/>
-            <w:bCs/>
+            <w:rStyle w:val="Hyperlink"/>
           </w:rPr>
-          <w:t xml:space="preserve">Definition 5 (Mean squared error of predictions)</w:t>
+          <w:t xml:space="preserve">prediction errors</w:t>
         </w:r>
-      </w:ins>
-      <w:ins w:id="55" w:author="PR Preview" w:date="2026-01-01T00:00:00Z">
-        <w:r>
-          <w:t xml:space="preserve"> </w:t>
-        </w:r>
-      </w:ins>
-      <w:ins w:id="56" w:author="PR Preview" w:date="2026-01-01T00:00:00Z">
-        <w:r>
-          <w:t xml:space="preserve">The</w:t>
-        </w:r>
-      </w:ins>
-      <w:ins w:id="57" w:author="PR Preview" w:date="2026-01-01T00:00:00Z">
-        <w:r>
-          <w:t xml:space="preserve"> </w:t>
-        </w:r>
-      </w:ins>
-      <w:ins w:id="58" w:author="PR Preview" w:date="2026-01-01T00:00:00Z">
-        <w:r>
-          <w:rPr>
-            <w:b/>
-            <w:bCs/>
-          </w:rPr>
-          <w:t xml:space="preserve">sample mean squared error (sMSE)</w:t>
-        </w:r>
-      </w:ins>
-      <w:ins w:id="59" w:author="PR Preview" w:date="2026-01-01T00:00:00Z">
-        <w:r>
-          <w:t xml:space="preserve"> </w:t>
-        </w:r>
-      </w:ins>
-      <w:ins w:id="60" w:author="PR Preview" w:date="2026-01-01T00:00:00Z">
-        <w:r>
-          <w:t xml:space="preserve">of predictions,</w:t>
-        </w:r>
-      </w:ins>
-      <w:ins w:id="61" w:author="PR Preview" w:date="2026-01-01T00:00:00Z">
-        <w:r>
-          <w:t xml:space="preserve"> </w:t>
-        </w:r>
-      </w:ins>
-      <w:ins w:id="62" w:author="PR Preview" w:date="2026-01-01T00:00:00Z">
-        <w:r>
-          <w:t xml:space="preserve">also called their</w:t>
-        </w:r>
-      </w:ins>
-      <w:ins w:id="63" w:author="PR Preview" w:date="2026-01-01T00:00:00Z">
-        <w:r>
-          <w:t xml:space="preserve"> </w:t>
-        </w:r>
-      </w:ins>
-      <w:ins w:id="64" w:author="PR Preview" w:date="2026-01-01T00:00:00Z">
-        <w:r>
-          <w:rPr>
-            <w:b/>
-            <w:bCs/>
-          </w:rPr>
-          <w:t xml:space="preserve">mean squared error</w:t>
-        </w:r>
-      </w:ins>
-      <w:ins w:id="65" w:author="PR Preview" w:date="2026-01-01T00:00:00Z">
-        <w:r>
-          <w:t xml:space="preserve">,</w:t>
-        </w:r>
-      </w:ins>
-      <w:ins w:id="66" w:author="PR Preview" w:date="2026-01-01T00:00:00Z">
-        <w:r>
-          <w:t xml:space="preserve"> </w:t>
-        </w:r>
-      </w:ins>
-      <m:oMath>
-        <m:sSub>
-          <m:e>
-            <m:acc>
-              <m:accPr>
-                <m:chr m:val="̂"/>
-              </m:accPr>
-              <m:e>
-                <m:r>
-                  <m:t>y</m:t>
-                </m:r>
-              </m:e>
-            </m:acc>
-          </m:e>
-          <m:sub>
-            <m:r>
-              <m:t>1</m:t>
-            </m:r>
-          </m:sub>
-        </m:sSub>
-        <m:r>
-          <m:rPr>
-            <m:sty m:val="p"/>
-          </m:rPr>
-          <m:t>,</m:t>
-        </m:r>
-        <m:r>
-          <m:rPr>
-            <m:sty m:val="p"/>
-          </m:rPr>
-          <m:t>…</m:t>
-        </m:r>
-        <m:r>
-          <m:rPr>
-            <m:sty m:val="p"/>
-          </m:rPr>
-          <m:t>,</m:t>
-        </m:r>
-        <m:sSub>
-          <m:e>
-            <m:acc>
-              <m:accPr>
-                <m:chr m:val="̂"/>
-              </m:accPr>
-              <m:e>
-                <m:r>
-                  <m:t>y</m:t>
-                </m:r>
-              </m:e>
-            </m:acc>
-          </m:e>
-          <m:sub>
-            <m:r>
-              <m:t>n</m:t>
-            </m:r>
-          </m:sub>
-        </m:sSub>
-      </m:oMath>
-      <w:ins w:id="67" w:author="PR Preview" w:date="2026-01-01T00:00:00Z">
-        <w:r>
-          <w:t xml:space="preserve"> </w:t>
-        </w:r>
-      </w:ins>
-      <w:ins w:id="68" w:author="PR Preview" w:date="2026-01-01T00:00:00Z">
-        <w:r>
-          <w:t xml:space="preserve">of observed outcomes</w:t>
-        </w:r>
-      </w:ins>
-      <w:ins w:id="69" w:author="PR Preview" w:date="2026-01-01T00:00:00Z">
-        <w:r>
-          <w:t xml:space="preserve"> </w:t>
-        </w:r>
-      </w:ins>
-      <m:oMath>
-        <m:sSub>
-          <m:e>
-            <m:r>
-              <m:t>y</m:t>
-            </m:r>
-          </m:e>
-          <m:sub>
-            <m:r>
-              <m:t>1</m:t>
-            </m:r>
-          </m:sub>
-        </m:sSub>
-        <m:r>
-          <m:rPr>
-            <m:sty m:val="p"/>
-          </m:rPr>
-          <m:t>,</m:t>
-        </m:r>
-        <m:r>
-          <m:rPr>
-            <m:sty m:val="p"/>
-          </m:rPr>
-          <m:t>…</m:t>
-        </m:r>
-        <m:r>
-          <m:rPr>
-            <m:sty m:val="p"/>
-          </m:rPr>
-          <m:t>,</m:t>
-        </m:r>
-        <m:sSub>
-          <m:e>
-            <m:r>
-              <m:t>y</m:t>
-            </m:r>
-          </m:e>
-          <m:sub>
-            <m:r>
-              <m:t>n</m:t>
-            </m:r>
-          </m:sub>
-        </m:sSub>
-      </m:oMath>
-      <w:ins w:id="70" w:author="PR Preview" w:date="2026-01-01T00:00:00Z">
-        <w:r>
-          <w:t xml:space="preserve"> </w:t>
-        </w:r>
-      </w:ins>
-      <w:ins w:id="71" w:author="PR Preview" w:date="2026-01-01T00:00:00Z">
-        <w:r>
-          <w:t xml:space="preserve">is the mean of their squared</w:t>
-        </w:r>
-      </w:ins>
-      <w:ins w:id="72" w:author="PR Preview" w:date="2026-01-01T00:00:00Z">
-        <w:r>
-          <w:t xml:space="preserve"> </w:t>
-        </w:r>
-      </w:ins>
-      <w:hyperlink w:anchor="def-prediction-error">
-        <w:ins w:id="73" w:author="PR Preview" w:date="2026-01-01T00:00:00Z">
-          <w:r>
-            <w:rPr>
-              <w:rStyle w:val="Hyperlink"/>
-            </w:rPr>
-            <w:t xml:space="preserve">prediction errors</w:t>
-          </w:r>
-        </w:ins>
       </w:hyperlink>
-      <w:ins w:id="74" w:author="PR Preview" w:date="2026-01-01T00:00:00Z">
-        <w:r>
-          <w:t xml:space="preserve">:</w:t>
-        </w:r>
-      </w:ins>
+      <w:r>
+        <w:t xml:space="preserve">:</w:t>
+      </w:r>
     </w:p>
     <w:p>
       <w:pPr>

--- a/pr-preview/pr-341/prediction-handout-tracked-changes.docx
+++ b/pr-preview/pr-341/prediction-handout-tracked-changes.docx
@@ -16,7 +16,7 @@
       </w:pPr>
       <w:del w:id="1" w:author="PR Preview" w:date="2026-01-01T00:00:00Z">
         <w:r>
-          <w:delText xml:space="preserve">Last modified: 2026-10-19 01:42:24 (PDT)</w:delText>
+          <w:delText xml:space="preserve">Last modified: 2026-10-19 03:33:48 (PDT)</w:delText>
         </w:r>
       </w:del>
     </w:p>
@@ -26,7 +26,7 @@
       </w:pPr>
       <w:ins w:id="2" w:author="PR Preview" w:date="2026-01-01T00:00:00Z">
         <w:r>
-          <w:t xml:space="preserve">Last modified: 2026-10-19 01:55:24 (PDT)</w:t>
+          <w:t xml:space="preserve">Last modified: 2026-10-19 03:40:46 (PDT)</w:t>
         </w:r>
       </w:ins>
     </w:p>
@@ -4506,11 +4506,25 @@
       <w:pPr>
         <w:pStyle w:val="BodyText"/>
       </w:pPr>
-      <w:r>
-        <w:t xml:space="preserve">$$\operatorname{sMSE}\mathopen{}\left(\hat y\right)\mathclose{} = \frac{1}{n} \text{RSS}(\hat{\mathord{\smash[b]{\underset{\raise.3ex\hbox{$\scriptstyle\sim$}}{\theta}}\vphantom{\theta}}}),
+      <w:del w:id="3" w:author="PR Preview" w:date="2026-01-01T00:00:00Z">
+        <w:r>
+          <w:delText xml:space="preserve">$$\operatorname{sMSE}\mathopen{}\left(\hat y\right)\mathclose{} = \frac{1}{n} \text{RSS}(\hat{\mathord{\smash[b]{\underset{\raise.3ex\hbox{$\scriptstyle\sim$}}{\theta}}\vphantom{\theta}}}),
     \qquad
-    \text{RSS}(\hat{\mathord{\smash[b]{\underset{\raise.3ex\hbox{$\scriptstyle\sim$}}{\theta}}\vphantom{\theta}}}) = n \, \operatorname{sMSE}\mathopen{}\left(\hat y\right)\mathclose{}.$$</w:t>
-      </w:r>
+    \text{RSS}(\hat{\mathord{\smash[b]{\underset{\raise.3ex\hbox{$\scriptstyle\sim$}}{\theta}}\vphantom{\theta}}}) = n \, \operatorname{sMSE}\mathopen{}\left(\hat y\right)\mathclose{}.$$</w:delText>
+        </w:r>
+      </w:del>
+    </w:p>
+    <w:p>
+      <w:pPr>
+        <w:pStyle w:val="BodyText"/>
+      </w:pPr>
+      <w:ins w:id="4" w:author="PR Preview" w:date="2026-01-01T00:00:00Z">
+        <w:r>
+          <w:t xml:space="preserve">$${\operatorname{sMSE}\mathopen{}\left(\hat y\right)\mathclose{}} = \frac{1}{n} \text{RSS}(\hat{\mathord{\smash[b]{\underset{\raise.3ex\hbox{$\scriptstyle\sim$}}{\theta}}\vphantom{\theta}}}),
+    \qquad
+    \text{RSS}(\hat{\mathord{\smash[b]{\underset{\raise.3ex\hbox{$\scriptstyle\sim$}}{\theta}}\vphantom{\theta}}}) = n \, {\operatorname{sMSE}\mathopen{}\left(\hat y\right)\mathclose{}}.$$</w:t>
+        </w:r>
+      </w:ins>
     </w:p>
     <w:bookmarkEnd w:id="31"/>
     <w:bookmarkStart w:id="37" w:name="exm-fitted-residual-error"/>
